--- a/arb/docx/019.content.docx
+++ b/arb/docx/019.content.docx
@@ -277,20 +277,14 @@
         </w:rPr>
         <w:t xml:space="preserve">كلمة </w:t>
       </w:r>
-      <w:hyperlink r:id="rId13">
-        <w:r>
-          <w:rPr>
-            <w:rtl/>
-            <w:cs/>
-            <w:lang w:val="ar_AE" w:bidi="ar_AE"/>
-          </w:rPr>
-          <w:rPr>
-            <w:color w:val="0000EE"/>
-            <w:u w:val="single"/>
-          </w:rPr>
-          <w:t>جهنم</w:t>
-        </w:r>
-      </w:hyperlink>
+      <w:r>
+        <w:rPr>
+          <w:rtl/>
+          <w:cs/>
+          <w:lang w:val="ar_AE" w:bidi="ar_AE"/>
+        </w:rPr>
+        <w:t>جهنم</w:t>
+      </w:r>
       <w:r>
         <w:rPr>
           <w:rtl/>
@@ -301,7 +295,6 @@
       </w:r>
       <w:r>
         <w:rPr>
-          <w:b/>
           <w:rtl/>
           <w:cs/>
           <w:lang w:val="ar_AE" w:bidi="ar_AE"/>
@@ -338,7 +331,6 @@
       </w:r>
       <w:r>
         <w:rPr>
-          <w:b/>
           <w:rtl/>
           <w:cs/>
           <w:lang w:val="ar_AE" w:bidi="ar_AE"/>
@@ -355,7 +347,6 @@
       </w:r>
       <w:r>
         <w:rPr>
-          <w:b/>
           <w:rtl/>
           <w:cs/>
           <w:lang w:val="ar_AE" w:bidi="ar_AE"/>
@@ -370,20 +361,14 @@
         </w:rPr>
         <w:t xml:space="preserve"> بيسوع يذهبون إلى </w:t>
       </w:r>
-      <w:hyperlink r:id="rId14">
-        <w:r>
-          <w:rPr>
-            <w:rtl/>
-            <w:cs/>
-            <w:lang w:val="ar_AE" w:bidi="ar_AE"/>
-          </w:rPr>
-          <w:rPr>
-            <w:color w:val="0000EE"/>
-            <w:u w:val="single"/>
-          </w:rPr>
-          <w:t>السماء</w:t>
-        </w:r>
-      </w:hyperlink>
+      <w:r>
+        <w:rPr>
+          <w:rtl/>
+          <w:cs/>
+          <w:lang w:val="ar_AE" w:bidi="ar_AE"/>
+        </w:rPr>
+        <w:t>السماء</w:t>
+      </w:r>
       <w:r>
         <w:rPr>
           <w:rtl/>
@@ -434,7 +419,6 @@
       </w:r>
       <w:r>
         <w:rPr>
-          <w:b/>
           <w:rtl/>
           <w:cs/>
           <w:lang w:val="ar_AE" w:bidi="ar_AE"/>
@@ -449,20 +433,14 @@
         </w:rPr>
         <w:t xml:space="preserve"> "</w:t>
       </w:r>
-      <w:hyperlink r:id="rId15">
-        <w:r>
-          <w:rPr>
-            <w:rtl/>
-            <w:cs/>
-            <w:lang w:val="ar_AE" w:bidi="ar_AE"/>
-          </w:rPr>
-          <w:rPr>
-            <w:color w:val="0000EE"/>
-            <w:u w:val="single"/>
-          </w:rPr>
-          <w:t>هاديس</w:t>
-        </w:r>
-      </w:hyperlink>
+      <w:r>
+        <w:rPr>
+          <w:rtl/>
+          <w:cs/>
+          <w:lang w:val="ar_AE" w:bidi="ar_AE"/>
+        </w:rPr>
+        <w:t>هاديس</w:t>
+      </w:r>
       <w:r>
         <w:rPr>
           <w:rtl/>
@@ -491,20 +469,14 @@
         </w:rPr>
         <w:t xml:space="preserve">وقد أخبر يسوع الناس أنه بعد الموت سيدخلون إما </w:t>
       </w:r>
-      <w:hyperlink r:id="rId16">
-        <w:r>
-          <w:rPr>
-            <w:rtl/>
-            <w:cs/>
-            <w:lang w:val="ar_AE" w:bidi="ar_AE"/>
-          </w:rPr>
-          <w:rPr>
-            <w:color w:val="0000EE"/>
-            <w:u w:val="single"/>
-          </w:rPr>
-          <w:t>ملكوت الله</w:t>
-        </w:r>
-      </w:hyperlink>
+      <w:r>
+        <w:rPr>
+          <w:rtl/>
+          <w:cs/>
+          <w:lang w:val="ar_AE" w:bidi="ar_AE"/>
+        </w:rPr>
+        <w:t>ملكوت الله</w:t>
+      </w:r>
       <w:r>
         <w:rPr>
           <w:rtl/>
@@ -513,20 +485,14 @@
         </w:rPr>
         <w:t xml:space="preserve">، أو سيذهبون إلى جهنم. وكلمة جهنم في اللغة اليونانية تأتي من اسم المكان بالقرب من </w:t>
       </w:r>
-      <w:hyperlink r:id="rId17">
-        <w:r>
-          <w:rPr>
-            <w:rtl/>
-            <w:cs/>
-            <w:lang w:val="ar_AE" w:bidi="ar_AE"/>
-          </w:rPr>
-          <w:rPr>
-            <w:color w:val="0000EE"/>
-            <w:u w:val="single"/>
-          </w:rPr>
-          <w:t>أورشليم</w:t>
-        </w:r>
-      </w:hyperlink>
+      <w:r>
+        <w:rPr>
+          <w:rtl/>
+          <w:cs/>
+          <w:lang w:val="ar_AE" w:bidi="ar_AE"/>
+        </w:rPr>
+        <w:t>أورشليم</w:t>
+      </w:r>
       <w:r>
         <w:rPr>
           <w:rtl/>
@@ -535,20 +501,14 @@
         </w:rPr>
         <w:t xml:space="preserve"> حيث ارتكب شعب </w:t>
       </w:r>
-      <w:hyperlink r:id="rId18">
-        <w:r>
-          <w:rPr>
-            <w:rtl/>
-            <w:cs/>
-            <w:lang w:val="ar_AE" w:bidi="ar_AE"/>
-          </w:rPr>
-          <w:rPr>
-            <w:color w:val="0000EE"/>
-            <w:u w:val="single"/>
-          </w:rPr>
-          <w:t>إسرائيل</w:t>
-        </w:r>
-      </w:hyperlink>
+      <w:r>
+        <w:rPr>
+          <w:rtl/>
+          <w:cs/>
+          <w:lang w:val="ar_AE" w:bidi="ar_AE"/>
+        </w:rPr>
+        <w:t>إسرائيل</w:t>
+      </w:r>
       <w:r>
         <w:rPr>
           <w:rtl/>
@@ -577,20 +537,14 @@
         </w:rPr>
         <w:t xml:space="preserve">كما يُعلّم يسوع أن جهنم هي أيضًا المكان الذي سيُعاقَب فيه </w:t>
       </w:r>
-      <w:hyperlink r:id="rId19">
-        <w:r>
-          <w:rPr>
-            <w:rtl/>
-            <w:cs/>
-            <w:lang w:val="ar_AE" w:bidi="ar_AE"/>
-          </w:rPr>
-          <w:rPr>
-            <w:color w:val="0000EE"/>
-            <w:u w:val="single"/>
-          </w:rPr>
-          <w:t>إبليس</w:t>
-        </w:r>
-      </w:hyperlink>
+      <w:r>
+        <w:rPr>
+          <w:rtl/>
+          <w:cs/>
+          <w:lang w:val="ar_AE" w:bidi="ar_AE"/>
+        </w:rPr>
+        <w:t>إبليس</w:t>
+      </w:r>
       <w:r>
         <w:rPr>
           <w:rtl/>
@@ -601,7 +555,6 @@
       </w:r>
       <w:r>
         <w:rPr>
-          <w:b/>
           <w:rtl/>
           <w:cs/>
           <w:lang w:val="ar_AE" w:bidi="ar_AE"/>
@@ -702,7 +655,6 @@
       </w:r>
       <w:r>
         <w:rPr>
-          <w:b/>
           <w:rtl/>
           <w:cs/>
           <w:lang w:val="ar_AE" w:bidi="ar_AE"/>
@@ -830,20 +782,14 @@
         </w:rPr>
         <w:t xml:space="preserve">كانت المجموعات البشرية التي تعيش حول </w:t>
       </w:r>
-      <w:hyperlink r:id="rId18">
-        <w:r>
-          <w:rPr>
-            <w:rtl/>
-            <w:cs/>
-            <w:lang w:val="ar_AE" w:bidi="ar_AE"/>
-          </w:rPr>
-          <w:rPr>
-            <w:color w:val="0000EE"/>
-            <w:u w:val="single"/>
-          </w:rPr>
-          <w:t>إسرائيل</w:t>
-        </w:r>
-      </w:hyperlink>
+      <w:r>
+        <w:rPr>
+          <w:rtl/>
+          <w:cs/>
+          <w:lang w:val="ar_AE" w:bidi="ar_AE"/>
+        </w:rPr>
+        <w:t>إسرائيل</w:t>
+      </w:r>
       <w:r>
         <w:rPr>
           <w:rtl/>
@@ -854,7 +800,6 @@
       </w:r>
       <w:r>
         <w:rPr>
-          <w:b/>
           <w:rtl/>
           <w:cs/>
           <w:lang w:val="ar_AE" w:bidi="ar_AE"/>
@@ -869,20 +814,14 @@
         </w:rPr>
         <w:t xml:space="preserve"> </w:t>
       </w:r>
-      <w:hyperlink r:id="rId20">
-        <w:r>
-          <w:rPr>
-            <w:rtl/>
-            <w:cs/>
-            <w:lang w:val="ar_AE" w:bidi="ar_AE"/>
-          </w:rPr>
-          <w:rPr>
-            <w:color w:val="0000EE"/>
-            <w:u w:val="single"/>
-          </w:rPr>
-          <w:t>آلهة</w:t>
-        </w:r>
-      </w:hyperlink>
+      <w:r>
+        <w:rPr>
+          <w:rtl/>
+          <w:cs/>
+          <w:lang w:val="ar_AE" w:bidi="ar_AE"/>
+        </w:rPr>
+        <w:t>آلهة</w:t>
+      </w:r>
       <w:r>
         <w:rPr>
           <w:rtl/>
@@ -893,7 +832,6 @@
       </w:r>
       <w:r>
         <w:rPr>
-          <w:b/>
           <w:rtl/>
           <w:cs/>
           <w:lang w:val="ar_AE" w:bidi="ar_AE"/>
@@ -908,20 +846,14 @@
         </w:rPr>
         <w:t xml:space="preserve"> أن يعبدوه هو وحده، وأن يكون لهم هيكل واحد فقط. وكان هذا الهيكل في </w:t>
       </w:r>
-      <w:hyperlink r:id="rId17">
-        <w:r>
-          <w:rPr>
-            <w:rtl/>
-            <w:cs/>
-            <w:lang w:val="ar_AE" w:bidi="ar_AE"/>
-          </w:rPr>
-          <w:rPr>
-            <w:color w:val="0000EE"/>
-            <w:u w:val="single"/>
-          </w:rPr>
-          <w:t>أورشليم</w:t>
-        </w:r>
-      </w:hyperlink>
+      <w:r>
+        <w:rPr>
+          <w:rtl/>
+          <w:cs/>
+          <w:lang w:val="ar_AE" w:bidi="ar_AE"/>
+        </w:rPr>
+        <w:t>أورشليم</w:t>
+      </w:r>
       <w:r>
         <w:rPr>
           <w:rtl/>
@@ -932,7 +864,6 @@
       </w:r>
       <w:r>
         <w:rPr>
-          <w:b/>
           <w:rtl/>
           <w:cs/>
           <w:lang w:val="ar_AE" w:bidi="ar_AE"/>
@@ -967,20 +898,14 @@
         </w:rPr>
         <w:t xml:space="preserve">فقبل آلاف السنين من ميلاد يسوع، كان الله قد أطلق نسل </w:t>
       </w:r>
-      <w:hyperlink r:id="rId21">
-        <w:r>
-          <w:rPr>
-            <w:rtl/>
-            <w:cs/>
-            <w:lang w:val="ar_AE" w:bidi="ar_AE"/>
-          </w:rPr>
-          <w:rPr>
-            <w:color w:val="0000EE"/>
-            <w:u w:val="single"/>
-          </w:rPr>
-          <w:t>إبراهيم</w:t>
-        </w:r>
-      </w:hyperlink>
+      <w:r>
+        <w:rPr>
+          <w:rtl/>
+          <w:cs/>
+          <w:lang w:val="ar_AE" w:bidi="ar_AE"/>
+        </w:rPr>
+        <w:t>إبراهيم</w:t>
+      </w:r>
       <w:r>
         <w:rPr>
           <w:rtl/>
@@ -989,20 +914,14 @@
         </w:rPr>
         <w:t xml:space="preserve">، بني إسرائيل، من العبودية في مصر. وكان موسى هو قائد بني إسرائيل. وأعطى الله موسى تعليمات عن الطريقة الصحيحة التي يمكن لبني إسرائيل أن يعبدوا بها الله. فلأن الله </w:t>
       </w:r>
-      <w:hyperlink r:id="rId22">
-        <w:r>
-          <w:rPr>
-            <w:rtl/>
-            <w:cs/>
-            <w:lang w:val="ar_AE" w:bidi="ar_AE"/>
-          </w:rPr>
-          <w:rPr>
-            <w:color w:val="0000EE"/>
-            <w:u w:val="single"/>
-          </w:rPr>
-          <w:t>قدوس</w:t>
-        </w:r>
-      </w:hyperlink>
+      <w:r>
+        <w:rPr>
+          <w:rtl/>
+          <w:cs/>
+          <w:lang w:val="ar_AE" w:bidi="ar_AE"/>
+        </w:rPr>
+        <w:t>قدوس</w:t>
+      </w:r>
       <w:r>
         <w:rPr>
           <w:rtl/>
@@ -1013,7 +932,6 @@
       </w:r>
       <w:r>
         <w:rPr>
-          <w:b/>
           <w:rtl/>
           <w:cs/>
           <w:lang w:val="ar_AE" w:bidi="ar_AE"/>
@@ -1030,7 +948,6 @@
       </w:r>
       <w:r>
         <w:rPr>
-          <w:b/>
           <w:rtl/>
           <w:cs/>
           <w:lang w:val="ar_AE" w:bidi="ar_AE"/>
@@ -1065,20 +982,14 @@
         </w:rPr>
         <w:t xml:space="preserve">وقال الله لموسى أن يصنع </w:t>
       </w:r>
-      <w:hyperlink r:id="rId23">
-        <w:r>
-          <w:rPr>
-            <w:rtl/>
-            <w:cs/>
-            <w:lang w:val="ar_AE" w:bidi="ar_AE"/>
-          </w:rPr>
-          <w:rPr>
-            <w:color w:val="0000EE"/>
-            <w:u w:val="single"/>
-          </w:rPr>
-          <w:t>خيمة الاجتماع</w:t>
-        </w:r>
-      </w:hyperlink>
+      <w:r>
+        <w:rPr>
+          <w:rtl/>
+          <w:cs/>
+          <w:lang w:val="ar_AE" w:bidi="ar_AE"/>
+        </w:rPr>
+        <w:t>خيمة الاجتماع</w:t>
+      </w:r>
       <w:r>
         <w:rPr>
           <w:rtl/>
@@ -1107,20 +1018,14 @@
         </w:rPr>
         <w:t xml:space="preserve">ثم بعد ذلك بوقت طويل، عندما كان </w:t>
       </w:r>
-      <w:hyperlink r:id="rId24">
-        <w:r>
-          <w:rPr>
-            <w:rtl/>
-            <w:cs/>
-            <w:lang w:val="ar_AE" w:bidi="ar_AE"/>
-          </w:rPr>
-          <w:rPr>
-            <w:color w:val="0000EE"/>
-            <w:u w:val="single"/>
-          </w:rPr>
-          <w:t>داود</w:t>
-        </w:r>
-      </w:hyperlink>
+      <w:r>
+        <w:rPr>
+          <w:rtl/>
+          <w:cs/>
+          <w:lang w:val="ar_AE" w:bidi="ar_AE"/>
+        </w:rPr>
+        <w:t>داود</w:t>
+      </w:r>
       <w:r>
         <w:rPr>
           <w:rtl/>
@@ -1129,20 +1034,14 @@
         </w:rPr>
         <w:t xml:space="preserve"> </w:t>
       </w:r>
-      <w:hyperlink r:id="rId25">
-        <w:r>
-          <w:rPr>
-            <w:rtl/>
-            <w:cs/>
-            <w:lang w:val="ar_AE" w:bidi="ar_AE"/>
-          </w:rPr>
-          <w:rPr>
-            <w:color w:val="0000EE"/>
-            <w:u w:val="single"/>
-          </w:rPr>
-          <w:t>ملكًا</w:t>
-        </w:r>
-      </w:hyperlink>
+      <w:r>
+        <w:rPr>
+          <w:rtl/>
+          <w:cs/>
+          <w:lang w:val="ar_AE" w:bidi="ar_AE"/>
+        </w:rPr>
+        <w:t>ملكًا</w:t>
+      </w:r>
       <w:r>
         <w:rPr>
           <w:rtl/>
@@ -1171,20 +1070,14 @@
         </w:rPr>
         <w:t xml:space="preserve">وقد بنى الملك سليمان، ابن داود، هيكلًا رائعًا لله. ومع ذلك، فإن سليمان كان مدركًا أن الله أكبر من أن يسكن في الهيكل، وقال إنه حتى </w:t>
       </w:r>
-      <w:hyperlink r:id="rId14">
-        <w:r>
-          <w:rPr>
-            <w:rtl/>
-            <w:cs/>
-            <w:lang w:val="ar_AE" w:bidi="ar_AE"/>
-          </w:rPr>
-          <w:rPr>
-            <w:color w:val="0000EE"/>
-            <w:u w:val="single"/>
-          </w:rPr>
-          <w:t>السماء</w:t>
-        </w:r>
-      </w:hyperlink>
+      <w:r>
+        <w:rPr>
+          <w:rtl/>
+          <w:cs/>
+          <w:lang w:val="ar_AE" w:bidi="ar_AE"/>
+        </w:rPr>
+        <w:t>السماء</w:t>
+      </w:r>
       <w:r>
         <w:rPr>
           <w:rtl/>
@@ -1235,7 +1128,6 @@
       </w:r>
       <w:r>
         <w:rPr>
-          <w:b/>
           <w:rtl/>
           <w:cs/>
           <w:lang w:val="ar_AE" w:bidi="ar_AE"/>
@@ -1292,7 +1184,6 @@
       </w:r>
       <w:r>
         <w:rPr>
-          <w:b/>
           <w:rtl/>
           <w:cs/>
           <w:lang w:val="ar_AE" w:bidi="ar_AE"/>
@@ -1309,7 +1200,6 @@
       </w:r>
       <w:r>
         <w:rPr>
-          <w:b/>
           <w:rtl/>
           <w:cs/>
           <w:lang w:val="ar_AE" w:bidi="ar_AE"/>
@@ -1326,7 +1216,6 @@
       </w:r>
       <w:r>
         <w:rPr>
-          <w:b/>
           <w:rtl/>
           <w:cs/>
           <w:lang w:val="ar_AE" w:bidi="ar_AE"/>
@@ -1343,7 +1232,6 @@
       </w:r>
       <w:r>
         <w:rPr>
-          <w:b/>
           <w:rtl/>
           <w:cs/>
           <w:lang w:val="ar_AE" w:bidi="ar_AE"/>
@@ -1358,20 +1246,14 @@
         </w:rPr>
         <w:t xml:space="preserve"> هي تقدمات يمنحها الناس لله من أجل شكره أو لطلب </w:t>
       </w:r>
-      <w:hyperlink r:id="rId26">
-        <w:r>
-          <w:rPr>
-            <w:rtl/>
-            <w:cs/>
-            <w:lang w:val="ar_AE" w:bidi="ar_AE"/>
-          </w:rPr>
-          <w:rPr>
-            <w:color w:val="0000EE"/>
-            <w:u w:val="single"/>
-          </w:rPr>
-          <w:t>الغفران</w:t>
-        </w:r>
-      </w:hyperlink>
+      <w:r>
+        <w:rPr>
+          <w:rtl/>
+          <w:cs/>
+          <w:lang w:val="ar_AE" w:bidi="ar_AE"/>
+        </w:rPr>
+        <w:t>الغفران</w:t>
+      </w:r>
       <w:r>
         <w:rPr>
           <w:rtl/>
@@ -1400,20 +1282,14 @@
         </w:rPr>
         <w:t xml:space="preserve">والهيكل نفسه كان مقسمًا إلى جزأين. الجزء الأول كان يدعى "القُدس". والكهنة وحدهم كانوا يستطيعون دخول ذلك المكان. وفي داخل هذا المكان كانت تُوجد مائدة عليها 12 رغيفًا من الخبز وكان الكهنة يستبدلونه كل أسبوع، وكانت هناك </w:t>
       </w:r>
-      <w:hyperlink r:id="rId27">
-        <w:r>
-          <w:rPr>
-            <w:rtl/>
-            <w:cs/>
-            <w:lang w:val="ar_AE" w:bidi="ar_AE"/>
-          </w:rPr>
-          <w:rPr>
-            <w:color w:val="0000EE"/>
-            <w:u w:val="single"/>
-          </w:rPr>
-          <w:t>منارة زيت</w:t>
-        </w:r>
-      </w:hyperlink>
+      <w:r>
+        <w:rPr>
+          <w:rtl/>
+          <w:cs/>
+          <w:lang w:val="ar_AE" w:bidi="ar_AE"/>
+        </w:rPr>
+        <w:t>منارة زيت</w:t>
+      </w:r>
       <w:r>
         <w:rPr>
           <w:rtl/>
@@ -1422,20 +1298,14 @@
         </w:rPr>
         <w:t xml:space="preserve"> مشتعلة دائمًا، </w:t>
       </w:r>
-      <w:hyperlink r:id="rId28">
-        <w:r>
-          <w:rPr>
-            <w:rtl/>
-            <w:cs/>
-            <w:lang w:val="ar_AE" w:bidi="ar_AE"/>
-          </w:rPr>
-          <w:rPr>
-            <w:color w:val="0000EE"/>
-            <w:u w:val="single"/>
-          </w:rPr>
-          <w:t>ومذبحًا</w:t>
-        </w:r>
-      </w:hyperlink>
+      <w:r>
+        <w:rPr>
+          <w:rtl/>
+          <w:cs/>
+          <w:lang w:val="ar_AE" w:bidi="ar_AE"/>
+        </w:rPr>
+        <w:t>ومذبحًا</w:t>
+      </w:r>
       <w:r>
         <w:rPr>
           <w:rtl/>
@@ -1444,20 +1314,14 @@
         </w:rPr>
         <w:t xml:space="preserve"> صغيرًا حيث كان الكاهن يحرق عليه البخور العطر. وكل هذه الأشياء كانت رموزًا، أو صورًا تشير إلى معانٍ أكبر. فكان الكهنة يأكلون خبز الوجوه، على الأرجح كرمز لتناول العشاء معًا مع الله؛ وهذا كان يُظهر العلاقة الصالحة التي يمكن للناس أن يكونوا عليها مع الله. والزيت في الكتاب المُقدَّس غالبًا ما يكون رمزًا يشير إلى </w:t>
       </w:r>
-      <w:hyperlink r:id="rId29">
-        <w:r>
-          <w:rPr>
-            <w:rtl/>
-            <w:cs/>
-            <w:lang w:val="ar_AE" w:bidi="ar_AE"/>
-          </w:rPr>
-          <w:rPr>
-            <w:color w:val="0000EE"/>
-            <w:u w:val="single"/>
-          </w:rPr>
-          <w:t>الروح القدس</w:t>
-        </w:r>
-      </w:hyperlink>
+      <w:r>
+        <w:rPr>
+          <w:rtl/>
+          <w:cs/>
+          <w:lang w:val="ar_AE" w:bidi="ar_AE"/>
+        </w:rPr>
+        <w:t>الروح القدس</w:t>
+      </w:r>
       <w:r>
         <w:rPr>
           <w:rtl/>
@@ -1468,7 +1332,6 @@
       </w:r>
       <w:r>
         <w:rPr>
-          <w:b/>
           <w:rtl/>
           <w:cs/>
           <w:lang w:val="ar_AE" w:bidi="ar_AE"/>
@@ -1520,20 +1383,14 @@
         </w:rPr>
         <w:t xml:space="preserve">، وهو عبارة عن صندوق خشبي. وهذا كان المكان الأقدس، لأن الله نفسه كان حاضرًا في هذا المكان. ووحده </w:t>
       </w:r>
-      <w:hyperlink r:id="rId30">
-        <w:r>
-          <w:rPr>
-            <w:rtl/>
-            <w:cs/>
-            <w:lang w:val="ar_AE" w:bidi="ar_AE"/>
-          </w:rPr>
-          <w:rPr>
-            <w:color w:val="0000EE"/>
-            <w:u w:val="single"/>
-          </w:rPr>
-          <w:t>رئيس الكهنة</w:t>
-        </w:r>
-      </w:hyperlink>
+      <w:r>
+        <w:rPr>
+          <w:rtl/>
+          <w:cs/>
+          <w:lang w:val="ar_AE" w:bidi="ar_AE"/>
+        </w:rPr>
+        <w:t>رئيس الكهنة</w:t>
+      </w:r>
       <w:r>
         <w:rPr>
           <w:rtl/>
@@ -1544,7 +1401,6 @@
       </w:r>
       <w:r>
         <w:rPr>
-          <w:b/>
           <w:rtl/>
           <w:cs/>
           <w:lang w:val="ar_AE" w:bidi="ar_AE"/>
@@ -1579,20 +1435,15 @@
         </w:rPr>
         <w:t xml:space="preserve">وكان الهيكل موجودًا في أورشليم، وهي المدينة الأكثر أهمية في إسرائيل. وكان اليهود يسافرون إلى أورشليم ليحتفلوا بأعياد وطقوس مهمة في الهيكل. وفي زمن يسوع، كان هناك عدة ساحات حول الهيكل. فإذا كنت </w:t>
       </w:r>
-      <w:hyperlink r:id="rId31">
-        <w:r>
-          <w:rPr>
-            <w:rtl/>
-            <w:cs/>
-            <w:lang w:val="ar_AE" w:bidi="ar_AE"/>
-          </w:rPr>
-          <w:rPr>
-            <w:color w:val="0000EE"/>
-            <w:u w:val="single"/>
-          </w:rPr>
-          <w:t>أجنبيًا</w:t>
-        </w:r>
-      </w:hyperlink>
+      <w:r>
+        <w:rPr>
+          <w:b/>
+          <w:rtl/>
+          <w:cs/>
+          <w:lang w:val="ar_AE" w:bidi="ar_AE"/>
+        </w:rPr>
+        <w:t>أجنبيًا</w:t>
+      </w:r>
       <w:r>
         <w:rPr>
           <w:rtl/>
@@ -1672,20 +1523,14 @@
         </w:rPr>
         <w:t xml:space="preserve"> وحدهم هم من يستطيعون دخول الهيكل، ورئيس الكهنة وحده كان من يستطيع أن يدخل من خلال الحجاب الثقيل إلى قدس الأقداس. وهذا كله أظهر للناس مدى قداسة الله، ومدى اختلافه وانفصاله عن الناس. لكن عندما مات يسوع على </w:t>
       </w:r>
-      <w:hyperlink r:id="rId32">
-        <w:r>
-          <w:rPr>
-            <w:rtl/>
-            <w:cs/>
-            <w:lang w:val="ar_AE" w:bidi="ar_AE"/>
-          </w:rPr>
-          <w:rPr>
-            <w:color w:val="0000EE"/>
-            <w:u w:val="single"/>
-          </w:rPr>
-          <w:t>الصليب</w:t>
-        </w:r>
-      </w:hyperlink>
+      <w:r>
+        <w:rPr>
+          <w:rtl/>
+          <w:cs/>
+          <w:lang w:val="ar_AE" w:bidi="ar_AE"/>
+        </w:rPr>
+        <w:t>الصليب</w:t>
+      </w:r>
       <w:r>
         <w:rPr>
           <w:rtl/>
@@ -1734,20 +1579,14 @@
         </w:rPr>
         <w:t xml:space="preserve">وقد قال بولس في رسالته للناس أن </w:t>
       </w:r>
-      <w:hyperlink r:id="rId33">
-        <w:r>
-          <w:rPr>
-            <w:rtl/>
-            <w:cs/>
-            <w:lang w:val="ar_AE" w:bidi="ar_AE"/>
-          </w:rPr>
-          <w:rPr>
-            <w:color w:val="0000EE"/>
-            <w:u w:val="single"/>
-          </w:rPr>
-          <w:t>الكنيسة</w:t>
-        </w:r>
-      </w:hyperlink>
+      <w:r>
+        <w:rPr>
+          <w:rtl/>
+          <w:cs/>
+          <w:lang w:val="ar_AE" w:bidi="ar_AE"/>
+        </w:rPr>
+        <w:t>الكنيسة</w:t>
+      </w:r>
       <w:r>
         <w:rPr>
           <w:rtl/>
@@ -1758,7 +1597,6 @@
       </w:r>
       <w:r>
         <w:rPr>
-          <w:b/>
           <w:rtl/>
           <w:cs/>
           <w:lang w:val="ar_AE" w:bidi="ar_AE"/>
@@ -1833,20 +1671,14 @@
         </w:rPr>
         <w:t xml:space="preserve">كما يذكر الكتاب المُقدَّس بعض الهياكل المخصصة لآلهة كانت الشعوب الأخرى تعبدها، مثل هيكل داجون في سفر القضاة، أو هيكل أرطاميس في سفر أعمال الرسل. هذه الهياكل كانت مختلفة تمامًا عن الهيكل الذي في أورشليم حيث كانت تحتوي دائمًا على </w:t>
       </w:r>
-      <w:hyperlink r:id="rId34">
-        <w:r>
-          <w:rPr>
-            <w:rtl/>
-            <w:cs/>
-            <w:lang w:val="ar_AE" w:bidi="ar_AE"/>
-          </w:rPr>
-          <w:rPr>
-            <w:color w:val="0000EE"/>
-            <w:u w:val="single"/>
-          </w:rPr>
-          <w:t>وثن</w:t>
-        </w:r>
-      </w:hyperlink>
+      <w:r>
+        <w:rPr>
+          <w:rtl/>
+          <w:cs/>
+          <w:lang w:val="ar_AE" w:bidi="ar_AE"/>
+        </w:rPr>
+        <w:t>وثن</w:t>
+      </w:r>
       <w:r>
         <w:rPr>
           <w:rtl/>
@@ -1936,20 +1768,14 @@
         </w:rPr>
         <w:t xml:space="preserve">تذكّر أنك ستحتاج أيضًا إلى كلمة مختلفة للإشارة إلى </w:t>
       </w:r>
-      <w:hyperlink r:id="rId23">
-        <w:r>
-          <w:rPr>
-            <w:rtl/>
-            <w:cs/>
-            <w:lang w:val="ar_AE" w:bidi="ar_AE"/>
-          </w:rPr>
-          <w:rPr>
-            <w:color w:val="0000EE"/>
-            <w:u w:val="single"/>
-          </w:rPr>
-          <w:t>خيمة الاجتماع</w:t>
-        </w:r>
-      </w:hyperlink>
+      <w:r>
+        <w:rPr>
+          <w:rtl/>
+          <w:cs/>
+          <w:lang w:val="ar_AE" w:bidi="ar_AE"/>
+        </w:rPr>
+        <w:t>خيمة الاجتماع</w:t>
+      </w:r>
       <w:r>
         <w:rPr>
           <w:rtl/>
@@ -1978,20 +1804,14 @@
         </w:rPr>
         <w:t xml:space="preserve">واحرص أيضًا على ألا يخلط الناس بين الكلمة التي تختارها والكلمة التي تكون اخترتها للإشارة إلى </w:t>
       </w:r>
-      <w:hyperlink r:id="rId35">
-        <w:r>
-          <w:rPr>
-            <w:rtl/>
-            <w:cs/>
-            <w:lang w:val="ar_AE" w:bidi="ar_AE"/>
-          </w:rPr>
-          <w:rPr>
-            <w:color w:val="0000EE"/>
-            <w:u w:val="single"/>
-          </w:rPr>
-          <w:t>المجمع</w:t>
-        </w:r>
-      </w:hyperlink>
+      <w:r>
+        <w:rPr>
+          <w:rtl/>
+          <w:cs/>
+          <w:lang w:val="ar_AE" w:bidi="ar_AE"/>
+        </w:rPr>
+        <w:t>المجمع</w:t>
+      </w:r>
       <w:r>
         <w:rPr>
           <w:rtl/>
